--- a/RFI-Docs/Talking Points on Medicinal Marijuana 9-3-24.docx
+++ b/RFI-Docs/Talking Points on Medicinal Marijuana 9-3-24.docx
@@ -4,6 +4,139 @@
   <w:body>
     <w:p>
       <w:pPr>
+        <w:jc w:val="left"/>
+      </w:pPr>
+      <w:r>
+        <w:rPr>
+          <w:color w:val="646464"/>
+          <w:sz w:val="18"/>
+        </w:rPr>
+        <w:t>Document: Talking Points on Medicinal Marijuana 9-3-24.docx</w:t>
+      </w:r>
+    </w:p>
+    <w:p>
+      <w:pPr>
+        <w:jc w:val="left"/>
+      </w:pPr>
+      <w:r>
+        <w:rPr>
+          <w:color w:val="646464"/>
+          <w:sz w:val="18"/>
+        </w:rPr>
+        <w:t>Title: Talking Points on Medicinal Marijuana (for Denis McDonough interview) 9-3-24</w:t>
+      </w:r>
+    </w:p>
+    <w:p>
+      <w:pPr>
+        <w:jc w:val="left"/>
+      </w:pPr>
+      <w:r>
+        <w:rPr>
+          <w:color w:val="646464"/>
+          <w:sz w:val="18"/>
+        </w:rPr>
+        <w:t>Topic: Cannabis | Type: Talking Points</w:t>
+      </w:r>
+    </w:p>
+    <w:p>
+      <w:pPr>
+        <w:jc w:val="left"/>
+      </w:pPr>
+      <w:r>
+        <w:rPr>
+          <w:color w:val="646464"/>
+          <w:sz w:val="18"/>
+        </w:rPr>
+        <w:t>Created: 2024-09-03 | By: Richman, Michael (VACO)</w:t>
+      </w:r>
+    </w:p>
+    <w:p>
+      <w:pPr>
+        <w:jc w:val="left"/>
+      </w:pPr>
+      <w:r>
+        <w:rPr>
+          <w:color w:val="646464"/>
+          <w:sz w:val="18"/>
+        </w:rPr>
+        <w:t>Modified: 2024-09-03 | By: Richman, Michael (VACO)</w:t>
+      </w:r>
+    </w:p>
+    <w:p>
+      <w:pPr>
+        <w:jc w:val="left"/>
+      </w:pPr>
+      <w:r>
+        <w:rPr>
+          <w:color w:val="C8C8C8"/>
+          <w:sz w:val="16"/>
+        </w:rPr>
+        <w:t>────────────────────────────────────────────────────────────────────────────────</w:t>
+      </w:r>
+    </w:p>
+    <w:p>
+      <w:pPr>
+        <w:jc w:val="left"/>
+      </w:pPr>
+      <w:r/>
+    </w:p>
+    <w:p>
+      <w:pPr>
+        <w:jc w:val="left"/>
+      </w:pPr>
+      <w:r>
+        <w:rPr>
+          <w:color w:val="646464"/>
+          <w:sz w:val="18"/>
+        </w:rPr>
+        <w:t>Topic: Cannabis | Type: Talking Points</w:t>
+      </w:r>
+    </w:p>
+    <w:p>
+      <w:pPr>
+        <w:jc w:val="left"/>
+      </w:pPr>
+      <w:r>
+        <w:rPr>
+          <w:color w:val="646464"/>
+          <w:sz w:val="18"/>
+        </w:rPr>
+        <w:t>Created: 2024-09-03 | By: Richman, Michael (VACO)</w:t>
+      </w:r>
+    </w:p>
+    <w:p>
+      <w:pPr>
+        <w:jc w:val="left"/>
+      </w:pPr>
+      <w:r>
+        <w:rPr>
+          <w:color w:val="646464"/>
+          <w:sz w:val="18"/>
+        </w:rPr>
+        <w:t>Modified: 2024-09-03 | By: Richman, Michael (VACO)</w:t>
+      </w:r>
+    </w:p>
+    <w:p>
+      <w:pPr>
+        <w:pStyle w:val="NormalWeb"/>
+        <w:spacing w:before="0" w:beforeAutospacing="0" w:after="0" w:afterAutospacing="0"/>
+        <w:jc w:val="left"/>
+        <w:rPr>
+          <w:rStyle w:val="Strong"/>
+          <w:sz w:val="24"/>
+          <w:szCs w:val="24"/>
+        </w:rPr>
+      </w:pPr>
+      <w:r>
+        <w:rPr>
+          <w:color w:val="C8C8C8"/>
+          <w:sz w:val="16"/>
+        </w:rPr>
+        <w:t>────────────────────────────────────────────────────────────────────────────────</w:t>
+      </w:r>
+    </w:p>
+    <w:p>
+      <w:pPr>
         <w:pStyle w:val="NormalWeb"/>
         <w:spacing w:before="0" w:beforeAutospacing="0" w:after="0" w:afterAutospacing="0"/>
         <w:jc w:val="center"/>
@@ -13,34 +146,7 @@
           <w:szCs w:val="24"/>
         </w:rPr>
       </w:pPr>
-      <w:r>
-        <w:rPr>
-          <w:rStyle w:val="Strong"/>
-          <w:sz w:val="24"/>
-          <w:szCs w:val="24"/>
-        </w:rPr>
-        <w:t>Talking Points on Medicinal Marijuana</w:t>
-      </w:r>
-    </w:p>
-    <w:p>
-      <w:pPr>
-        <w:pStyle w:val="NormalWeb"/>
-        <w:spacing w:before="0" w:beforeAutospacing="0" w:after="0" w:afterAutospacing="0"/>
-        <w:jc w:val="center"/>
-        <w:rPr>
-          <w:rStyle w:val="Strong"/>
-          <w:sz w:val="24"/>
-          <w:szCs w:val="24"/>
-        </w:rPr>
-      </w:pPr>
-      <w:r>
-        <w:rPr>
-          <w:rStyle w:val="Strong"/>
-          <w:sz w:val="24"/>
-          <w:szCs w:val="24"/>
-        </w:rPr>
-        <w:t>For interview with VA Secretary Denis McDonough</w:t>
-      </w:r>
+      <w:r/>
     </w:p>
     <w:p>
       <w:pPr>
